--- a/eng/docx/37.content.docx
+++ b/eng/docx/37.content.docx
@@ -19,7 +19,7 @@
         <w:rPr>
           <w:lang w:val="en_US" w:bidi="en_US"/>
         </w:rPr>
-        <w:t>Resource: Study Notes - Book Intros (Tyndale)</w:t>
+        <w:t>Resource: Tyndale Open Study Notes</w:t>
       </w:r>
       <w:r>
         <w:rPr>
@@ -112,7 +112,7 @@
         <w:rPr>
           <w:lang w:val="en_US" w:bidi="en_US"/>
         </w:rPr>
-        <w:t>Study Notes - Book Intros (Tyndale)</w:t>
+        <w:t>Tyndale Open Study Notes</w:t>
       </w:r>
     </w:p>
     <w:p>

--- a/eng/docx/37.content.docx
+++ b/eng/docx/37.content.docx
@@ -231,7 +231,7 @@
         <w:rPr>
           <w:lang w:val="en_US" w:bidi="en_US"/>
         </w:rPr>
-        <w:t>The Temple still lay in ruins nearly twenty years after the Hebrews returned to the land of Judah from exile in Babylon. Yet the people of Judah themselves were living in comfortable homes. Surely God’s house deserved better! Haggai pointed out this discrepancy and successfully roused the people to rebuild the Lord’s Temple. Haggai gave Israel a renewed vision of how their efforts would serve God’s plan for his people.</w:t>
+        <w:t>The temple still lay in ruins almost 20 years after the Hebrew people returned to Judah from exile in Babylon. At the same time, the people were living in comfortable homes. Haggai pointed out this contrast and urged the people to rebuild the temple of the Lord. He helped them understand how their work fit into God’s plan for his people.</w:t>
       </w:r>
     </w:p>
     <w:p>
@@ -256,7 +256,7 @@
         <w:rPr>
           <w:lang w:val="en_US" w:bidi="en_US"/>
         </w:rPr>
-        <w:t xml:space="preserve">In 538 BC Cyrus the Great, king of Persia, issued a decree permitting conquered peoples who had been deported by the Babylonians to return to their homelands (see </w:t>
+        <w:t xml:space="preserve">In 538 BC, Cyrus the Great, king of Persia, issued a decree that allowed people taken from their lands by the Babylonians to return home (see </w:t>
       </w:r>
       <w:hyperlink r:id="rId13">
         <w:r>
@@ -274,7 +274,7 @@
         <w:rPr>
           <w:lang w:val="en_US" w:bidi="en_US"/>
         </w:rPr>
-        <w:t>). The first emigrants to return to Jerusalem were led by Sheshbazzar, the first governor of the restored community (</w:t>
+        <w:t>). The first group returned to Jerusalem under the leadership of Sheshbazzar, the first governor of the restored community (</w:t>
       </w:r>
       <w:hyperlink r:id="rId14">
         <w:r>
@@ -292,7 +292,7 @@
         <w:rPr>
           <w:lang w:val="en_US" w:bidi="en_US"/>
         </w:rPr>
-        <w:t>). In their enthusiasm, the returned exiles soon began to rebuild the altar and the Temple (</w:t>
+        <w:t>). The returned exiles quickly began rebuilding the altar and the temple (</w:t>
       </w:r>
       <w:hyperlink r:id="rId15">
         <w:r>
@@ -310,7 +310,7 @@
         <w:rPr>
           <w:lang w:val="en_US" w:bidi="en_US"/>
         </w:rPr>
-        <w:t>), but local pagan residents threatened the Israelites and discouraged them from their God-given work (</w:t>
+        <w:t>). But local pagan peoples opposed them and discouraged them from continuing the work God had given them to do (</w:t>
       </w:r>
       <w:hyperlink r:id="rId16">
         <w:r>
@@ -328,7 +328,7 @@
         <w:rPr>
           <w:lang w:val="en_US" w:bidi="en_US"/>
         </w:rPr>
-        <w:t>). The construction site lay neglected for nearly twenty years after their return.</w:t>
+        <w:t>). As a result, the temple remained unfinished for nearly 20 years.</w:t>
       </w:r>
     </w:p>
     <w:p>
@@ -342,7 +342,7 @@
         <w:rPr>
           <w:lang w:val="en_US" w:bidi="en_US"/>
         </w:rPr>
-        <w:t>The Hebrew people were gloomy during this period. Selfishness crippled community spirit, and apathy and disillusionment detracted from their worship. Only a small percentage of Hebrew exiles had actually returned to Judah, the city walls still lay in ruins, the Temple of God was a pile of rubble, and drought and blight ravaged the land. Judah languished as a Persian vassal state while the surrounding nations harassed the leadership in Jerusalem and thwarted their timid improvement efforts.</w:t>
+        <w:t>During this time, the Hebrew people became discouraged. Selfishness weakened their sense of community. Apathy (lack of concern) and disappointment affected their worship. Only a small number of the exiles had returned to Judah. The walls of Jerusalem still lay in ruins, the temple was destroyed, and drought and crop failure damaged the land. Judah remained under Persian rule, and nearby nations continued to oppose the leaders in Jerusalem and block their efforts to rebuild.</w:t>
       </w:r>
     </w:p>
     <w:p>
@@ -356,7 +356,7 @@
         <w:rPr>
           <w:lang w:val="en_US" w:bidi="en_US"/>
         </w:rPr>
-        <w:t>When Haggai began preaching in 520 BC, a severe drought was affecting the land (</w:t>
+        <w:t>When Haggai began preaching in 520 BC, the land was suffering from a severe drought (</w:t>
       </w:r>
       <w:hyperlink r:id="rId17">
         <w:r>
@@ -367,14 +367,14 @@
             <w:color w:val="0000EE"/>
             <w:u w:val="single"/>
           </w:rPr>
-          <w:t>Hag 1:11</w:t>
+          <w:t>Haggai 1:11</w:t>
         </w:r>
       </w:hyperlink>
       <w:r>
         <w:rPr>
           <w:lang w:val="en_US" w:bidi="en_US"/>
         </w:rPr>
-        <w:t>). God sent him to motivate the Israelites to rebuild God’s Temple and to encourage the spiritual renewal of the people of Jerusalem. In response, the people resumed the rebuilding (</w:t>
+        <w:t>). God sent Haggai to encourage the people to rebuild the temple and renew their relationship with him. The people responded by restarting the work (</w:t>
       </w:r>
       <w:hyperlink r:id="rId18">
         <w:r>
@@ -392,7 +392,7 @@
         <w:rPr>
           <w:lang w:val="en_US" w:bidi="en_US"/>
         </w:rPr>
-        <w:t xml:space="preserve">), and the project was completed in March 515 BC (see </w:t>
+        <w:t xml:space="preserve">). They completed the project in March 515 BC (see </w:t>
       </w:r>
       <w:hyperlink r:id="rId19">
         <w:r>
@@ -435,25 +435,7 @@
         <w:rPr>
           <w:lang w:val="en_US" w:bidi="en_US"/>
         </w:rPr>
-        <w:t>Each of Haggai’s four messages highlights a different theological concern. The first sermon (</w:t>
-      </w:r>
-      <w:hyperlink r:id="rId20">
-        <w:r>
-          <w:rPr>
-            <w:lang w:val="en_US" w:bidi="en_US"/>
-          </w:rPr>
-          <w:rPr>
-            <w:color w:val="0000EE"/>
-            <w:u w:val="single"/>
-          </w:rPr>
-          <w:t>ch 1</w:t>
-        </w:r>
-      </w:hyperlink>
-      <w:r>
-        <w:rPr>
-          <w:lang w:val="en_US" w:bidi="en_US"/>
-        </w:rPr>
-        <w:t>) challenged the Judeans to stop giving their personal comfort first priority and to focus on restoring proper worship of God by rebuilding his Temple.</w:t>
+        <w:t>Each of Haggai’s four messages focuses on a different theological concern.</w:t>
       </w:r>
     </w:p>
     <w:p>
@@ -467,6 +449,38 @@
         <w:rPr>
           <w:lang w:val="en_US" w:bidi="en_US"/>
         </w:rPr>
+        <w:t>The first message (</w:t>
+      </w:r>
+      <w:hyperlink r:id="rId20">
+        <w:r>
+          <w:rPr>
+            <w:lang w:val="en_US" w:bidi="en_US"/>
+          </w:rPr>
+          <w:rPr>
+            <w:color w:val="0000EE"/>
+            <w:u w:val="single"/>
+          </w:rPr>
+          <w:t>chapter 1</w:t>
+        </w:r>
+      </w:hyperlink>
+      <w:r>
+        <w:rPr>
+          <w:lang w:val="en_US" w:bidi="en_US"/>
+        </w:rPr>
+        <w:t>) challenged the people of Judah to stop focusing mainly on their own comfort. Instead, they needed to restore proper worship by rebuilding the temple of God.</w:t>
+      </w:r>
+    </w:p>
+    <w:p>
+      <w:pPr/>
+      <w:r>
+        <w:rPr>
+          <w:lang w:val="en_US" w:bidi="en_US"/>
+        </w:rPr>
+      </w:r>
+      <w:r>
+        <w:rPr>
+          <w:lang w:val="en_US" w:bidi="en_US"/>
+        </w:rPr>
         <w:t>The second message (</w:t>
       </w:r>
       <w:hyperlink r:id="rId21">
@@ -485,7 +499,7 @@
         <w:rPr>
           <w:lang w:val="en_US" w:bidi="en_US"/>
         </w:rPr>
-        <w:t>) assured the community that God had not forgotten the promises of blessing and restoration made by the earlier prophets. The glory of the Lord would once again fill the Temple (</w:t>
+        <w:t>) reminded the people that God had not forgotten his promises of blessing and restoration spoken through the earlier prophets. The glory of the Lord would once again fill the temple (</w:t>
       </w:r>
       <w:hyperlink r:id="rId22">
         <w:r>
@@ -503,7 +517,7 @@
         <w:rPr>
           <w:lang w:val="en_US" w:bidi="en_US"/>
         </w:rPr>
-        <w:t>). These were not just empty words to bolster a beleaguered remnant, but the sure words of God’s promise to his chosen people.</w:t>
+        <w:t>). These promises were not empty words meant only to encourage a struggling group of people. They were trustworthy promises from God to his chosen people.</w:t>
       </w:r>
     </w:p>
     <w:p>
@@ -535,7 +549,7 @@
         <w:rPr>
           <w:lang w:val="en_US" w:bidi="en_US"/>
         </w:rPr>
-        <w:t xml:space="preserve">) has ritual purity as its dominant theme. Haggai reminded his audience that the instructions of the law of Moses were still operative. God expects his people to be holy, even as he is holy (see </w:t>
+        <w:t xml:space="preserve">) focuses on ritual purity (cleanliness required for worship under the law of Moses). Haggai reminded the people that the law of Moses still applied to them. God calls his people to be holy, even as he is holy (see </w:t>
       </w:r>
       <w:hyperlink r:id="rId24">
         <w:r>
@@ -546,7 +560,7 @@
             <w:color w:val="0000EE"/>
             <w:u w:val="single"/>
           </w:rPr>
-          <w:t>Lev 11:44–45</w:t>
+          <w:t>Leviticus 11:44–45</w:t>
         </w:r>
       </w:hyperlink>
       <w:r>
@@ -578,14 +592,14 @@
             <w:color w:val="0000EE"/>
             <w:u w:val="single"/>
           </w:rPr>
-          <w:t>Hag 2:20–23</w:t>
+          <w:t>Haggai 2:20–23</w:t>
         </w:r>
       </w:hyperlink>
       <w:r>
         <w:rPr>
           <w:lang w:val="en_US" w:bidi="en_US"/>
         </w:rPr>
-        <w:t xml:space="preserve">) reestablished the prominence of King David’s descendants in Israel’s religious and political life. David’s dynasty was crucial to the restoration of the Hebrew people after the Babylonian Exile (see </w:t>
+        <w:t xml:space="preserve">) restored attention to the family line of King David in Israel’s religious and political life. David’s dynasty (royal family line) was important for the restoration of the Hebrew people after the Babylonian exile (see </w:t>
       </w:r>
       <w:hyperlink r:id="rId26">
         <w:r>
@@ -596,7 +610,7 @@
             <w:color w:val="0000EE"/>
             <w:u w:val="single"/>
           </w:rPr>
-          <w:t>Jer 23:5</w:t>
+          <w:t>Jeremiah 23:5</w:t>
         </w:r>
       </w:hyperlink>
       <w:r>
@@ -632,14 +646,14 @@
             <w:color w:val="0000EE"/>
             <w:u w:val="single"/>
           </w:rPr>
-          <w:t>Ezek 37:24</w:t>
+          <w:t>Ezekiel 37:24</w:t>
         </w:r>
       </w:hyperlink>
       <w:r>
         <w:rPr>
           <w:lang w:val="en_US" w:bidi="en_US"/>
         </w:rPr>
-        <w:t>). Zerubbabel was a descendant of King David; his commission to serve as the Lord’s “signet ring” marked the beginning of God’s restoration of Israel (</w:t>
+        <w:t xml:space="preserve">). Zerubbabel was a descendant of David. God appointed him as his “signet ring” (a symbol of royal authority; </w:t>
       </w:r>
       <w:hyperlink r:id="rId29">
         <w:r>
@@ -650,14 +664,14 @@
             <w:color w:val="0000EE"/>
             <w:u w:val="single"/>
           </w:rPr>
-          <w:t>Hag 2:23</w:t>
+          <w:t>Haggai 2:23</w:t>
         </w:r>
       </w:hyperlink>
       <w:r>
         <w:rPr>
           <w:lang w:val="en_US" w:bidi="en_US"/>
         </w:rPr>
-        <w:t xml:space="preserve">; cp. </w:t>
+        <w:t xml:space="preserve">; compare </w:t>
       </w:r>
       <w:hyperlink r:id="rId30">
         <w:r>
@@ -668,14 +682,14 @@
             <w:color w:val="0000EE"/>
             <w:u w:val="single"/>
           </w:rPr>
-          <w:t>Jer 22:24</w:t>
+          <w:t>Jeremiah 22:24</w:t>
         </w:r>
       </w:hyperlink>
       <w:r>
         <w:rPr>
           <w:lang w:val="en_US" w:bidi="en_US"/>
         </w:rPr>
-        <w:t>) and pointed to Jesus Christ, a descendant of David (</w:t>
+        <w:t>). This marked the beginning of God’s restoration of Israel and pointed forward to Jesus Christ, also a descendant of David (</w:t>
       </w:r>
       <w:hyperlink r:id="rId31">
         <w:r>
@@ -686,14 +700,14 @@
             <w:color w:val="0000EE"/>
             <w:u w:val="single"/>
           </w:rPr>
-          <w:t>Matt 1:1</w:t>
+          <w:t>Matthew 1:1</w:t>
         </w:r>
       </w:hyperlink>
       <w:r>
         <w:rPr>
           <w:lang w:val="en_US" w:bidi="en_US"/>
         </w:rPr>
-        <w:t>) who would rule in righteousness forever.</w:t>
+        <w:t>), who will rule forever in righteousness.</w:t>
       </w:r>
     </w:p>
     <w:p>
@@ -704,7 +718,7 @@
         <w:rPr>
           <w:lang w:val="en_US" w:bidi="en_US"/>
         </w:rPr>
-        <w:t>Authorship</w:t>
+        <w:t>Author</w:t>
       </w:r>
     </w:p>
     <w:p>
@@ -718,7 +732,7 @@
         <w:rPr>
           <w:lang w:val="en_US" w:bidi="en_US"/>
         </w:rPr>
-        <w:t>The book of Haggai is silent as to its authorship, but it is probable that Haggai wrote his own sermons (</w:t>
+        <w:t>The book of Haggai does not directly say who wrote it, but Haggai probably wrote down his own messages (</w:t>
       </w:r>
       <w:hyperlink r:id="rId32">
         <w:r>
@@ -754,7 +768,7 @@
         <w:rPr>
           <w:lang w:val="en_US" w:bidi="en_US"/>
         </w:rPr>
-        <w:t xml:space="preserve">). The Bible records no biographic information about the prophet Haggai, but his ministry is attested by </w:t>
+        <w:t xml:space="preserve">). The Bible gives little personal information about Haggai, though </w:t>
       </w:r>
       <w:hyperlink r:id="rId34">
         <w:r>
@@ -772,7 +786,7 @@
         <w:rPr>
           <w:lang w:val="en_US" w:bidi="en_US"/>
         </w:rPr>
-        <w:t>. Haggai probably wrote his book sometime between delivering his sermons (520 BC) and the completion of the Temple (515 BC), an event that the prophecy does not mention.</w:t>
+        <w:t xml:space="preserve"> confirms his ministry. He likely wrote the book sometime between preaching his messages in 520 BC and the completion of the temple in 515 BC, since the book does not mention the temple’s completion.</w:t>
       </w:r>
     </w:p>
     <w:p>
@@ -797,7 +811,7 @@
         <w:rPr>
           <w:lang w:val="en_US" w:bidi="en_US"/>
         </w:rPr>
-        <w:t xml:space="preserve">Haggai delivered his messages between August and December of 520 BC, the second year of the rule of Darius I, king of Persia (see </w:t>
+        <w:t xml:space="preserve">Haggai delivered his messages between August and December of 520 BC, during the second year of the reign of Darius I, king of Persia (see </w:t>
       </w:r>
       <w:hyperlink r:id="rId32">
         <w:r>
@@ -808,7 +822,7 @@
             <w:color w:val="0000EE"/>
             <w:u w:val="single"/>
           </w:rPr>
-          <w:t>Hag 1:1</w:t>
+          <w:t>Haggai 1:1</w:t>
         </w:r>
       </w:hyperlink>
       <w:r>
@@ -869,7 +883,7 @@
         <w:rPr>
           <w:lang w:val="en_US" w:bidi="en_US"/>
         </w:rPr>
-        <w:t xml:space="preserve">). Haggai’s ministry in postexilic Judea overlapped that of Zechariah, who began preaching in Jerusalem in November of that year (see </w:t>
+        <w:t xml:space="preserve">). His ministry in Judah after the exile overlapped with the ministry of Zechariah, who began preaching in Jerusalem in November of the same year (see </w:t>
       </w:r>
       <w:hyperlink r:id="rId38">
         <w:r>
@@ -880,7 +894,7 @@
             <w:color w:val="0000EE"/>
             <w:u w:val="single"/>
           </w:rPr>
-          <w:t>Zech 1:1</w:t>
+          <w:t>Zechariah 1:1</w:t>
         </w:r>
       </w:hyperlink>
       <w:r>
@@ -912,7 +926,7 @@
         <w:rPr>
           <w:lang w:val="en_US" w:bidi="en_US"/>
         </w:rPr>
-        <w:t xml:space="preserve">While not a magnum opus like the books of Isaiah or Jeremiah, Haggai does have literary character. Haggai especially uses rhetorical questions to emphasize his thesis in three of the four messages (see </w:t>
+        <w:t xml:space="preserve">Haggai is shorter and simpler than books such as Isaiah or Jeremiah, but it still shows literary skill. Haggai often used rhetorical questions (questions asked to make a point rather than to receive an answer) to emphasize his message (see </w:t>
       </w:r>
       <w:hyperlink r:id="rId39">
         <w:r>
@@ -966,7 +980,19 @@
         <w:rPr>
           <w:lang w:val="en_US" w:bidi="en_US"/>
         </w:rPr>
-        <w:t xml:space="preserve">). He repeats words or phrases to set the tone for his sermons (e.g., the repeated “look at what’s happening,” </w:t>
+        <w:t>). He repeated words and phrases to strengthen his sermons, such as “</w:t>
+      </w:r>
+      <w:r>
+        <w:rPr>
+          <w:lang w:val="en_US" w:bidi="en_US"/>
+        </w:rPr>
+        <w:t>consider carefully</w:t>
+      </w:r>
+      <w:r>
+        <w:rPr>
+          <w:lang w:val="en_US" w:bidi="en_US"/>
+        </w:rPr>
+        <w:t>” (</w:t>
       </w:r>
       <w:hyperlink r:id="rId42">
         <w:r>
@@ -1020,7 +1046,20 @@
         <w:rPr>
           <w:lang w:val="en_US" w:bidi="en_US"/>
         </w:rPr>
-        <w:t>), and he engages in wordplay on occasion (e.g., Hebrew khareb, “ruins” [</w:t>
+        <w:t xml:space="preserve">). He also sometimes used wordplay, such as the Hebrew words </w:t>
+      </w:r>
+      <w:r>
+        <w:rPr>
+          <w:i/>
+          <w:lang w:val="en_US" w:bidi="en_US"/>
+        </w:rPr>
+        <w:t>khareb</w:t>
+      </w:r>
+      <w:r>
+        <w:rPr>
+          <w:lang w:val="en_US" w:bidi="en_US"/>
+        </w:rPr>
+        <w:t xml:space="preserve"> (“ruins,” </w:t>
       </w:r>
       <w:hyperlink r:id="rId39">
         <w:r>
@@ -1038,7 +1077,20 @@
         <w:rPr>
           <w:lang w:val="en_US" w:bidi="en_US"/>
         </w:rPr>
-        <w:t>] and khoreb, “drought” [</w:t>
+        <w:t xml:space="preserve">) and </w:t>
+      </w:r>
+      <w:r>
+        <w:rPr>
+          <w:i/>
+          <w:lang w:val="en_US" w:bidi="en_US"/>
+        </w:rPr>
+        <w:t>khoreb</w:t>
+      </w:r>
+      <w:r>
+        <w:rPr>
+          <w:lang w:val="en_US" w:bidi="en_US"/>
+        </w:rPr>
+        <w:t xml:space="preserve"> (“drought,” </w:t>
       </w:r>
       <w:hyperlink r:id="rId17">
         <w:r>
@@ -1049,14 +1101,14 @@
             <w:color w:val="0000EE"/>
             <w:u w:val="single"/>
           </w:rPr>
-          <w:t>1:11</w:t>
+          <w:t>11</w:t>
         </w:r>
       </w:hyperlink>
       <w:r>
         <w:rPr>
           <w:lang w:val="en_US" w:bidi="en_US"/>
         </w:rPr>
-        <w:t>]).</w:t>
+        <w:t>).</w:t>
       </w:r>
     </w:p>
     <w:p>
@@ -1070,20 +1122,37 @@
         <w:rPr>
           <w:lang w:val="en_US" w:bidi="en_US"/>
         </w:rPr>
-        <w:t xml:space="preserve">Haggai’s written messages are presumably summaries of more lengthy sermons. The messages are </w:t>
-      </w:r>
-      <w:r>
-        <w:rPr>
-          <w:i/>
-          <w:lang w:val="en_US" w:bidi="en_US"/>
-        </w:rPr>
-        <w:t>oracles</w:t>
-      </w:r>
-      <w:r>
-        <w:rPr>
-          <w:lang w:val="en_US" w:bidi="en_US"/>
-        </w:rPr>
-        <w:t xml:space="preserve">—authoritative messages inspired by God. Oracles often include formulaic expressions that use stock words and phrases. Several of these formulas occur in Haggai: the “date” formula (e.g., “the second year of King Darius’s reign,” </w:t>
+        <w:t>The written messages in Haggai are probably summaries of longer sermons. These messages are oracles (authoritative messages from God). Oracles often use repeated phrases and standard forms. Haggai includes several of these forms:</w:t>
+      </w:r>
+    </w:p>
+    <w:p>
+      <w:pPr>
+        <w:pStyle w:val="ListBullet"/>
+        <w:spacing w:line="240" w:lineRule="auto"/>
+        <w:ind w:left="720"/>
+      </w:pPr>
+      <w:r>
+        <w:rPr>
+          <w:lang w:val="en_US" w:bidi="en_US"/>
+        </w:rPr>
+      </w:r>
+      <w:r>
+        <w:rPr>
+          <w:lang w:val="en_US" w:bidi="en_US"/>
+        </w:rPr>
+        <w:t>the “date” formula (“</w:t>
+      </w:r>
+      <w:r>
+        <w:rPr>
+          <w:lang w:val="en_US" w:bidi="en_US"/>
+        </w:rPr>
+        <w:t>the second year of the reign of Darius</w:t>
+      </w:r>
+      <w:r>
+        <w:rPr>
+          <w:lang w:val="en_US" w:bidi="en_US"/>
+        </w:rPr>
+        <w:t xml:space="preserve">,” </w:t>
       </w:r>
       <w:hyperlink r:id="rId32">
         <w:r>
@@ -1155,7 +1224,37 @@
         <w:rPr>
           <w:lang w:val="en_US" w:bidi="en_US"/>
         </w:rPr>
-        <w:t xml:space="preserve">), the “message” formula (“the Lord gave/sent a message,” </w:t>
+        <w:t>),</w:t>
+      </w:r>
+    </w:p>
+    <w:p>
+      <w:pPr>
+        <w:pStyle w:val="ListBullet"/>
+        <w:spacing w:line="240" w:lineRule="auto"/>
+        <w:ind w:left="720"/>
+      </w:pPr>
+      <w:r>
+        <w:rPr>
+          <w:lang w:val="en_US" w:bidi="en_US"/>
+        </w:rPr>
+      </w:r>
+      <w:r>
+        <w:rPr>
+          <w:lang w:val="en_US" w:bidi="en_US"/>
+        </w:rPr>
+        <w:t>the “message” formula (“</w:t>
+      </w:r>
+      <w:r>
+        <w:rPr>
+          <w:lang w:val="en_US" w:bidi="en_US"/>
+        </w:rPr>
+        <w:t>the word of the LORD came</w:t>
+      </w:r>
+      <w:r>
+        <w:rPr>
+          <w:lang w:val="en_US" w:bidi="en_US"/>
+        </w:rPr>
+        <w:t xml:space="preserve">,” </w:t>
       </w:r>
       <w:hyperlink r:id="rId32">
         <w:r>
@@ -1227,9 +1326,27 @@
         <w:rPr>
           <w:lang w:val="en_US" w:bidi="en_US"/>
         </w:rPr>
-        <w:t xml:space="preserve">), the “God-as-speaker” formula (“says the Lord,” </w:t>
-      </w:r>
-      <w:hyperlink r:id="rId43">
+        <w:t>),</w:t>
+      </w:r>
+    </w:p>
+    <w:p>
+      <w:pPr>
+        <w:pStyle w:val="ListBullet"/>
+        <w:spacing w:line="240" w:lineRule="auto"/>
+        <w:ind w:left="720"/>
+      </w:pPr>
+      <w:r>
+        <w:rPr>
+          <w:lang w:val="en_US" w:bidi="en_US"/>
+        </w:rPr>
+      </w:r>
+      <w:r>
+        <w:rPr>
+          <w:lang w:val="en_US" w:bidi="en_US"/>
+        </w:rPr>
+        <w:t xml:space="preserve">the “God-as-speaker” formula (“declares the LORD,” </w:t>
+      </w:r>
+      <w:hyperlink r:id="rId46">
         <w:r>
           <w:rPr>
             <w:lang w:val="en_US" w:bidi="en_US"/>
@@ -1238,25 +1355,7 @@
             <w:color w:val="0000EE"/>
             <w:u w:val="single"/>
           </w:rPr>
-          <w:t>1:7</w:t>
-        </w:r>
-      </w:hyperlink>
-      <w:r>
-        <w:rPr>
-          <w:lang w:val="en_US" w:bidi="en_US"/>
-        </w:rPr>
-        <w:t xml:space="preserve">, </w:t>
-      </w:r>
-      <w:hyperlink r:id="rId46">
-        <w:r>
-          <w:rPr>
-            <w:lang w:val="en_US" w:bidi="en_US"/>
-          </w:rPr>
-          <w:rPr>
-            <w:color w:val="0000EE"/>
-            <w:u w:val="single"/>
-          </w:rPr>
-          <w:t>13</w:t>
+          <w:t>1:13</w:t>
         </w:r>
       </w:hyperlink>
       <w:r>
@@ -1281,7 +1380,25 @@
         <w:rPr>
           <w:lang w:val="en_US" w:bidi="en_US"/>
         </w:rPr>
-        <w:t xml:space="preserve">), and the “covenant relationship” formula (“I am with you,” </w:t>
+        <w:t>), and</w:t>
+      </w:r>
+    </w:p>
+    <w:p>
+      <w:pPr>
+        <w:pStyle w:val="ListBullet"/>
+        <w:spacing w:line="240" w:lineRule="auto"/>
+        <w:ind w:left="720"/>
+      </w:pPr>
+      <w:r>
+        <w:rPr>
+          <w:lang w:val="en_US" w:bidi="en_US"/>
+        </w:rPr>
+      </w:r>
+      <w:r>
+        <w:rPr>
+          <w:lang w:val="en_US" w:bidi="en_US"/>
+        </w:rPr>
+        <w:t xml:space="preserve">the “covenant relationship” formula (“I am with you,” </w:t>
       </w:r>
       <w:hyperlink r:id="rId48">
         <w:r>
@@ -1324,7 +1441,7 @@
         <w:rPr>
           <w:lang w:val="en_US" w:bidi="en_US"/>
         </w:rPr>
-        <w:t>Haggai’s four brief sermons sounded a wake-up call to a community that was spiritually asleep. His message was to “get up and go to work” rebuilding the Lord’s Temple in Jerusalem.</w:t>
+        <w:t>Haggai’s four short sermons warned a community that had become spiritually inactive. His message was clear: the people needed to rise up and rebuild the temple of the Lord in Jerusalem.</w:t>
       </w:r>
     </w:p>
     <w:p>
@@ -1338,7 +1455,7 @@
         <w:rPr>
           <w:lang w:val="en_US" w:bidi="en_US"/>
         </w:rPr>
-        <w:t>Haggai correlated the community’s lack of agricultural and economic success with their neglect of the Lord’s Temple. He rebuked the people for their disinterest in worshiping God and called them to repentance and spiritual renewal. When the people responded positively and began the work of rebuilding, Haggai encouraged them with the promise of God’s continuing presence and help.</w:t>
+        <w:t>Haggai connected the people’s poor harvests and economic struggles with their neglect of the temple. He rebuked them for failing to worship God faithfully and called them to repentance (turning away from sin and returning to God) and spiritual renewal. When the people obeyed and restarted the work, Haggai encouraged them with the promise that God would continue to be with them and help them.</w:t>
       </w:r>
     </w:p>
     <w:p>
@@ -1352,7 +1469,7 @@
         <w:rPr>
           <w:lang w:val="en_US" w:bidi="en_US"/>
         </w:rPr>
-        <w:t>Haggai called the people of Jerusalem to authentic worship, trust in God’s word, personal holiness, and obedience to divinely appointed leadership. Haggai emphasizes the abiding presence of God’s Spirit (</w:t>
+        <w:t>Haggai called the people of Jerusalem to sincere worship, trust in God’s word, personal holiness, and obedience to the leaders God had appointed. He also emphasized the continuing presence of God’s Spirit (</w:t>
       </w:r>
       <w:hyperlink r:id="rId49">
         <w:r>
@@ -1388,7 +1505,7 @@
         <w:rPr>
           <w:lang w:val="en_US" w:bidi="en_US"/>
         </w:rPr>
-        <w:t>), a theme shared with his contemporary Zechariah (</w:t>
+        <w:t>). This theme is also found in the writings of Zechariah (</w:t>
       </w:r>
       <w:hyperlink r:id="rId50">
         <w:r>
@@ -1399,7 +1516,7 @@
             <w:color w:val="0000EE"/>
             <w:u w:val="single"/>
           </w:rPr>
-          <w:t>Zech 1:16</w:t>
+          <w:t>Zechariah 1:16</w:t>
         </w:r>
       </w:hyperlink>
       <w:r>
@@ -1435,7 +1552,7 @@
             <w:color w:val="0000EE"/>
             <w:u w:val="single"/>
           </w:rPr>
-          <w:t>Ezek 37:27–28</w:t>
+          <w:t>Ezekiel 37:27–28</w:t>
         </w:r>
       </w:hyperlink>
       <w:r>

--- a/eng/docx/37.content.docx
+++ b/eng/docx/37.content.docx
@@ -19,7 +19,7 @@
         <w:rPr>
           <w:lang w:val="en_US" w:bidi="en_US"/>
         </w:rPr>
-        <w:t>Resource: Tyndale Open Study Notes</w:t>
+        <w:t>Resource: Aquifer Open Study Notes (Book Intros)</w:t>
       </w:r>
       <w:r>
         <w:rPr>
@@ -112,7 +112,7 @@
         <w:rPr>
           <w:lang w:val="en_US" w:bidi="en_US"/>
         </w:rPr>
-        <w:t>Tyndale Open Study Notes</w:t>
+        <w:t>Aquifer Open Study Notes (Book Intros)</w:t>
       </w:r>
     </w:p>
     <w:p>

--- a/eng/docx/37.content.docx
+++ b/eng/docx/37.content.docx
@@ -258,72 +258,48 @@
         </w:rPr>
         <w:t xml:space="preserve">In 538 BC, Cyrus the Great, king of Persia, issued a decree that allowed people taken from their lands by the Babylonians to return home (see </w:t>
       </w:r>
-      <w:hyperlink r:id="rId13">
-        <w:r>
-          <w:rPr>
-            <w:lang w:val="en_US" w:bidi="en_US"/>
-          </w:rPr>
-          <w:rPr>
-            <w:color w:val="0000EE"/>
-            <w:u w:val="single"/>
-          </w:rPr>
-          <w:t>Ezra 1:1–11</w:t>
-        </w:r>
-      </w:hyperlink>
+      <w:r>
+        <w:rPr>
+          <w:lang w:val="en_US" w:bidi="en_US"/>
+        </w:rPr>
+        <w:t>Ezra 1:1–11</w:t>
+      </w:r>
       <w:r>
         <w:rPr>
           <w:lang w:val="en_US" w:bidi="en_US"/>
         </w:rPr>
         <w:t>). The first group returned to Jerusalem under the leadership of Sheshbazzar, the first governor of the restored community (</w:t>
       </w:r>
-      <w:hyperlink r:id="rId14">
-        <w:r>
-          <w:rPr>
-            <w:lang w:val="en_US" w:bidi="en_US"/>
-          </w:rPr>
-          <w:rPr>
-            <w:color w:val="0000EE"/>
-            <w:u w:val="single"/>
-          </w:rPr>
-          <w:t>Ezra 1:5–11</w:t>
-        </w:r>
-      </w:hyperlink>
+      <w:r>
+        <w:rPr>
+          <w:lang w:val="en_US" w:bidi="en_US"/>
+        </w:rPr>
+        <w:t>Ezra 1:5–11</w:t>
+      </w:r>
       <w:r>
         <w:rPr>
           <w:lang w:val="en_US" w:bidi="en_US"/>
         </w:rPr>
         <w:t>). The returned exiles quickly began rebuilding the altar and the temple (</w:t>
       </w:r>
-      <w:hyperlink r:id="rId15">
-        <w:r>
-          <w:rPr>
-            <w:lang w:val="en_US" w:bidi="en_US"/>
-          </w:rPr>
-          <w:rPr>
-            <w:color w:val="0000EE"/>
-            <w:u w:val="single"/>
-          </w:rPr>
-          <w:t>Ezra 3:1–13</w:t>
-        </w:r>
-      </w:hyperlink>
+      <w:r>
+        <w:rPr>
+          <w:lang w:val="en_US" w:bidi="en_US"/>
+        </w:rPr>
+        <w:t>Ezra 3:1–13</w:t>
+      </w:r>
       <w:r>
         <w:rPr>
           <w:lang w:val="en_US" w:bidi="en_US"/>
         </w:rPr>
         <w:t>). But local pagan peoples opposed them and discouraged them from continuing the work God had given them to do (</w:t>
       </w:r>
-      <w:hyperlink r:id="rId16">
-        <w:r>
-          <w:rPr>
-            <w:lang w:val="en_US" w:bidi="en_US"/>
-          </w:rPr>
-          <w:rPr>
-            <w:color w:val="0000EE"/>
-            <w:u w:val="single"/>
-          </w:rPr>
-          <w:t>Ezra 4:4–24</w:t>
-        </w:r>
-      </w:hyperlink>
+      <w:r>
+        <w:rPr>
+          <w:lang w:val="en_US" w:bidi="en_US"/>
+        </w:rPr>
+        <w:t>Ezra 4:4–24</w:t>
+      </w:r>
       <w:r>
         <w:rPr>
           <w:lang w:val="en_US" w:bidi="en_US"/>
@@ -358,54 +334,36 @@
         </w:rPr>
         <w:t>When Haggai began preaching in 520 BC, the land was suffering from a severe drought (</w:t>
       </w:r>
-      <w:hyperlink r:id="rId17">
-        <w:r>
-          <w:rPr>
-            <w:lang w:val="en_US" w:bidi="en_US"/>
-          </w:rPr>
-          <w:rPr>
-            <w:color w:val="0000EE"/>
-            <w:u w:val="single"/>
-          </w:rPr>
-          <w:t>Haggai 1:11</w:t>
-        </w:r>
-      </w:hyperlink>
+      <w:r>
+        <w:rPr>
+          <w:lang w:val="en_US" w:bidi="en_US"/>
+        </w:rPr>
+        <w:t>Haggai 1:11</w:t>
+      </w:r>
       <w:r>
         <w:rPr>
           <w:lang w:val="en_US" w:bidi="en_US"/>
         </w:rPr>
         <w:t>). God sent Haggai to encourage the people to rebuild the temple and renew their relationship with him. The people responded by restarting the work (</w:t>
       </w:r>
-      <w:hyperlink r:id="rId18">
-        <w:r>
-          <w:rPr>
-            <w:lang w:val="en_US" w:bidi="en_US"/>
-          </w:rPr>
-          <w:rPr>
-            <w:color w:val="0000EE"/>
-            <w:u w:val="single"/>
-          </w:rPr>
-          <w:t>1:14</w:t>
-        </w:r>
-      </w:hyperlink>
+      <w:r>
+        <w:rPr>
+          <w:lang w:val="en_US" w:bidi="en_US"/>
+        </w:rPr>
+        <w:t>1:14</w:t>
+      </w:r>
       <w:r>
         <w:rPr>
           <w:lang w:val="en_US" w:bidi="en_US"/>
         </w:rPr>
         <w:t xml:space="preserve">). They completed the project in March 515 BC (see </w:t>
       </w:r>
-      <w:hyperlink r:id="rId19">
-        <w:r>
-          <w:rPr>
-            <w:lang w:val="en_US" w:bidi="en_US"/>
-          </w:rPr>
-          <w:rPr>
-            <w:color w:val="0000EE"/>
-            <w:u w:val="single"/>
-          </w:rPr>
-          <w:t>Ezra 6:15</w:t>
-        </w:r>
-      </w:hyperlink>
+      <w:r>
+        <w:rPr>
+          <w:lang w:val="en_US" w:bidi="en_US"/>
+        </w:rPr>
+        <w:t>Ezra 6:15</w:t>
+      </w:r>
       <w:r>
         <w:rPr>
           <w:lang w:val="en_US" w:bidi="en_US"/>
@@ -451,18 +409,12 @@
         </w:rPr>
         <w:t>The first message (</w:t>
       </w:r>
-      <w:hyperlink r:id="rId20">
-        <w:r>
-          <w:rPr>
-            <w:lang w:val="en_US" w:bidi="en_US"/>
-          </w:rPr>
-          <w:rPr>
-            <w:color w:val="0000EE"/>
-            <w:u w:val="single"/>
-          </w:rPr>
-          <w:t>chapter 1</w:t>
-        </w:r>
-      </w:hyperlink>
+      <w:r>
+        <w:rPr>
+          <w:lang w:val="en_US" w:bidi="en_US"/>
+        </w:rPr>
+        <w:t>chapter 1</w:t>
+      </w:r>
       <w:r>
         <w:rPr>
           <w:lang w:val="en_US" w:bidi="en_US"/>
@@ -483,36 +435,24 @@
         </w:rPr>
         <w:t>The second message (</w:t>
       </w:r>
-      <w:hyperlink r:id="rId21">
-        <w:r>
-          <w:rPr>
-            <w:lang w:val="en_US" w:bidi="en_US"/>
-          </w:rPr>
-          <w:rPr>
-            <w:color w:val="0000EE"/>
-            <w:u w:val="single"/>
-          </w:rPr>
-          <w:t>2:1–9</w:t>
-        </w:r>
-      </w:hyperlink>
+      <w:r>
+        <w:rPr>
+          <w:lang w:val="en_US" w:bidi="en_US"/>
+        </w:rPr>
+        <w:t>2:1–9</w:t>
+      </w:r>
       <w:r>
         <w:rPr>
           <w:lang w:val="en_US" w:bidi="en_US"/>
         </w:rPr>
         <w:t>) reminded the people that God had not forgotten his promises of blessing and restoration spoken through the earlier prophets. The glory of the Lord would once again fill the temple (</w:t>
       </w:r>
-      <w:hyperlink r:id="rId22">
-        <w:r>
-          <w:rPr>
-            <w:lang w:val="en_US" w:bidi="en_US"/>
-          </w:rPr>
-          <w:rPr>
-            <w:color w:val="0000EE"/>
-            <w:u w:val="single"/>
-          </w:rPr>
-          <w:t>2:7</w:t>
-        </w:r>
-      </w:hyperlink>
+      <w:r>
+        <w:rPr>
+          <w:lang w:val="en_US" w:bidi="en_US"/>
+        </w:rPr>
+        <w:t>2:7</w:t>
+      </w:r>
       <w:r>
         <w:rPr>
           <w:lang w:val="en_US" w:bidi="en_US"/>
@@ -533,36 +473,24 @@
         </w:rPr>
         <w:t>The third message (</w:t>
       </w:r>
-      <w:hyperlink r:id="rId23">
-        <w:r>
-          <w:rPr>
-            <w:lang w:val="en_US" w:bidi="en_US"/>
-          </w:rPr>
-          <w:rPr>
-            <w:color w:val="0000EE"/>
-            <w:u w:val="single"/>
-          </w:rPr>
-          <w:t>2:10–19</w:t>
-        </w:r>
-      </w:hyperlink>
+      <w:r>
+        <w:rPr>
+          <w:lang w:val="en_US" w:bidi="en_US"/>
+        </w:rPr>
+        <w:t>2:10–19</w:t>
+      </w:r>
       <w:r>
         <w:rPr>
           <w:lang w:val="en_US" w:bidi="en_US"/>
         </w:rPr>
         <w:t xml:space="preserve">) focuses on ritual purity (cleanliness required for worship under the law of Moses). Haggai reminded the people that the law of Moses still applied to them. God calls his people to be holy, even as he is holy (see </w:t>
       </w:r>
-      <w:hyperlink r:id="rId24">
-        <w:r>
-          <w:rPr>
-            <w:lang w:val="en_US" w:bidi="en_US"/>
-          </w:rPr>
-          <w:rPr>
-            <w:color w:val="0000EE"/>
-            <w:u w:val="single"/>
-          </w:rPr>
-          <w:t>Leviticus 11:44–45</w:t>
-        </w:r>
-      </w:hyperlink>
+      <w:r>
+        <w:rPr>
+          <w:lang w:val="en_US" w:bidi="en_US"/>
+        </w:rPr>
+        <w:t>Leviticus 11:44–45</w:t>
+      </w:r>
       <w:r>
         <w:rPr>
           <w:lang w:val="en_US" w:bidi="en_US"/>
@@ -583,126 +511,84 @@
         </w:rPr>
         <w:t>Haggai’s final and perhaps most important message (</w:t>
       </w:r>
-      <w:hyperlink r:id="rId25">
-        <w:r>
-          <w:rPr>
-            <w:lang w:val="en_US" w:bidi="en_US"/>
-          </w:rPr>
-          <w:rPr>
-            <w:color w:val="0000EE"/>
-            <w:u w:val="single"/>
-          </w:rPr>
-          <w:t>Haggai 2:20–23</w:t>
-        </w:r>
-      </w:hyperlink>
+      <w:r>
+        <w:rPr>
+          <w:lang w:val="en_US" w:bidi="en_US"/>
+        </w:rPr>
+        <w:t>Haggai 2:20–23</w:t>
+      </w:r>
       <w:r>
         <w:rPr>
           <w:lang w:val="en_US" w:bidi="en_US"/>
         </w:rPr>
         <w:t xml:space="preserve">) restored attention to the family line of King David in Israel’s religious and political life. David’s dynasty (royal family line) was important for the restoration of the Hebrew people after the Babylonian exile (see </w:t>
       </w:r>
-      <w:hyperlink r:id="rId26">
-        <w:r>
-          <w:rPr>
-            <w:lang w:val="en_US" w:bidi="en_US"/>
-          </w:rPr>
-          <w:rPr>
-            <w:color w:val="0000EE"/>
-            <w:u w:val="single"/>
-          </w:rPr>
-          <w:t>Jeremiah 23:5</w:t>
-        </w:r>
-      </w:hyperlink>
+      <w:r>
+        <w:rPr>
+          <w:lang w:val="en_US" w:bidi="en_US"/>
+        </w:rPr>
+        <w:t>Jeremiah 23:5</w:t>
+      </w:r>
       <w:r>
         <w:rPr>
           <w:lang w:val="en_US" w:bidi="en_US"/>
         </w:rPr>
         <w:t xml:space="preserve">; </w:t>
       </w:r>
-      <w:hyperlink r:id="rId27">
-        <w:r>
-          <w:rPr>
-            <w:lang w:val="en_US" w:bidi="en_US"/>
-          </w:rPr>
-          <w:rPr>
-            <w:color w:val="0000EE"/>
-            <w:u w:val="single"/>
-          </w:rPr>
-          <w:t>33:15</w:t>
-        </w:r>
-      </w:hyperlink>
+      <w:r>
+        <w:rPr>
+          <w:lang w:val="en_US" w:bidi="en_US"/>
+        </w:rPr>
+        <w:t>33:15</w:t>
+      </w:r>
       <w:r>
         <w:rPr>
           <w:lang w:val="en_US" w:bidi="en_US"/>
         </w:rPr>
         <w:t xml:space="preserve">; </w:t>
       </w:r>
-      <w:hyperlink r:id="rId28">
-        <w:r>
-          <w:rPr>
-            <w:lang w:val="en_US" w:bidi="en_US"/>
-          </w:rPr>
-          <w:rPr>
-            <w:color w:val="0000EE"/>
-            <w:u w:val="single"/>
-          </w:rPr>
-          <w:t>Ezekiel 37:24</w:t>
-        </w:r>
-      </w:hyperlink>
+      <w:r>
+        <w:rPr>
+          <w:lang w:val="en_US" w:bidi="en_US"/>
+        </w:rPr>
+        <w:t>Ezekiel 37:24</w:t>
+      </w:r>
       <w:r>
         <w:rPr>
           <w:lang w:val="en_US" w:bidi="en_US"/>
         </w:rPr>
         <w:t xml:space="preserve">). Zerubbabel was a descendant of David. God appointed him as his “signet ring” (a symbol of royal authority; </w:t>
       </w:r>
-      <w:hyperlink r:id="rId29">
-        <w:r>
-          <w:rPr>
-            <w:lang w:val="en_US" w:bidi="en_US"/>
-          </w:rPr>
-          <w:rPr>
-            <w:color w:val="0000EE"/>
-            <w:u w:val="single"/>
-          </w:rPr>
-          <w:t>Haggai 2:23</w:t>
-        </w:r>
-      </w:hyperlink>
+      <w:r>
+        <w:rPr>
+          <w:lang w:val="en_US" w:bidi="en_US"/>
+        </w:rPr>
+        <w:t>Haggai 2:23</w:t>
+      </w:r>
       <w:r>
         <w:rPr>
           <w:lang w:val="en_US" w:bidi="en_US"/>
         </w:rPr>
         <w:t xml:space="preserve">; compare </w:t>
       </w:r>
-      <w:hyperlink r:id="rId30">
-        <w:r>
-          <w:rPr>
-            <w:lang w:val="en_US" w:bidi="en_US"/>
-          </w:rPr>
-          <w:rPr>
-            <w:color w:val="0000EE"/>
-            <w:u w:val="single"/>
-          </w:rPr>
-          <w:t>Jeremiah 22:24</w:t>
-        </w:r>
-      </w:hyperlink>
+      <w:r>
+        <w:rPr>
+          <w:lang w:val="en_US" w:bidi="en_US"/>
+        </w:rPr>
+        <w:t>Jeremiah 22:24</w:t>
+      </w:r>
       <w:r>
         <w:rPr>
           <w:lang w:val="en_US" w:bidi="en_US"/>
         </w:rPr>
         <w:t>). This marked the beginning of God’s restoration of Israel and pointed forward to Jesus Christ, also a descendant of David (</w:t>
       </w:r>
-      <w:hyperlink r:id="rId31">
-        <w:r>
-          <w:rPr>
-            <w:lang w:val="en_US" w:bidi="en_US"/>
-          </w:rPr>
-          <w:rPr>
-            <w:color w:val="0000EE"/>
-            <w:u w:val="single"/>
-          </w:rPr>
-          <w:t>Matthew 1:1</w:t>
-        </w:r>
-      </w:hyperlink>
+      <w:r>
+        <w:rPr>
+          <w:lang w:val="en_US" w:bidi="en_US"/>
+        </w:rPr>
+        <w:t>Matthew 1:1</w:t>
+      </w:r>
       <w:r>
         <w:rPr>
           <w:lang w:val="en_US" w:bidi="en_US"/>
@@ -734,54 +620,36 @@
         </w:rPr>
         <w:t>The book of Haggai does not directly say who wrote it, but Haggai probably wrote down his own messages (</w:t>
       </w:r>
-      <w:hyperlink r:id="rId32">
-        <w:r>
-          <w:rPr>
-            <w:lang w:val="en_US" w:bidi="en_US"/>
-          </w:rPr>
-          <w:rPr>
-            <w:color w:val="0000EE"/>
-            <w:u w:val="single"/>
-          </w:rPr>
-          <w:t>1:1</w:t>
-        </w:r>
-      </w:hyperlink>
+      <w:r>
+        <w:rPr>
+          <w:lang w:val="en_US" w:bidi="en_US"/>
+        </w:rPr>
+        <w:t>1:1</w:t>
+      </w:r>
       <w:r>
         <w:rPr>
           <w:lang w:val="en_US" w:bidi="en_US"/>
         </w:rPr>
         <w:t xml:space="preserve">, </w:t>
       </w:r>
-      <w:hyperlink r:id="rId33">
-        <w:r>
-          <w:rPr>
-            <w:lang w:val="en_US" w:bidi="en_US"/>
-          </w:rPr>
-          <w:rPr>
-            <w:color w:val="0000EE"/>
-            <w:u w:val="single"/>
-          </w:rPr>
-          <w:t>3</w:t>
-        </w:r>
-      </w:hyperlink>
+      <w:r>
+        <w:rPr>
+          <w:lang w:val="en_US" w:bidi="en_US"/>
+        </w:rPr>
+        <w:t>3</w:t>
+      </w:r>
       <w:r>
         <w:rPr>
           <w:lang w:val="en_US" w:bidi="en_US"/>
         </w:rPr>
         <w:t xml:space="preserve">). The Bible gives little personal information about Haggai, though </w:t>
       </w:r>
-      <w:hyperlink r:id="rId34">
-        <w:r>
-          <w:rPr>
-            <w:lang w:val="en_US" w:bidi="en_US"/>
-          </w:rPr>
-          <w:rPr>
-            <w:color w:val="0000EE"/>
-            <w:u w:val="single"/>
-          </w:rPr>
-          <w:t>Ezra 6:14</w:t>
-        </w:r>
-      </w:hyperlink>
+      <w:r>
+        <w:rPr>
+          <w:lang w:val="en_US" w:bidi="en_US"/>
+        </w:rPr>
+        <w:t>Ezra 6:14</w:t>
+      </w:r>
       <w:r>
         <w:rPr>
           <w:lang w:val="en_US" w:bidi="en_US"/>
@@ -813,90 +681,60 @@
         </w:rPr>
         <w:t xml:space="preserve">Haggai delivered his messages between August and December of 520 BC, during the second year of the reign of Darius I, king of Persia (see </w:t>
       </w:r>
-      <w:hyperlink r:id="rId32">
-        <w:r>
-          <w:rPr>
-            <w:lang w:val="en_US" w:bidi="en_US"/>
-          </w:rPr>
-          <w:rPr>
-            <w:color w:val="0000EE"/>
-            <w:u w:val="single"/>
-          </w:rPr>
-          <w:t>Haggai 1:1</w:t>
-        </w:r>
-      </w:hyperlink>
+      <w:r>
+        <w:rPr>
+          <w:lang w:val="en_US" w:bidi="en_US"/>
+        </w:rPr>
+        <w:t>Haggai 1:1</w:t>
+      </w:r>
       <w:r>
         <w:rPr>
           <w:lang w:val="en_US" w:bidi="en_US"/>
         </w:rPr>
         <w:t xml:space="preserve">, </w:t>
       </w:r>
-      <w:hyperlink r:id="rId35">
-        <w:r>
-          <w:rPr>
-            <w:lang w:val="en_US" w:bidi="en_US"/>
-          </w:rPr>
-          <w:rPr>
-            <w:color w:val="0000EE"/>
-            <w:u w:val="single"/>
-          </w:rPr>
-          <w:t>15</w:t>
-        </w:r>
-      </w:hyperlink>
+      <w:r>
+        <w:rPr>
+          <w:lang w:val="en_US" w:bidi="en_US"/>
+        </w:rPr>
+        <w:t>15</w:t>
+      </w:r>
       <w:r>
         <w:rPr>
           <w:lang w:val="en_US" w:bidi="en_US"/>
         </w:rPr>
         <w:t xml:space="preserve">; </w:t>
       </w:r>
-      <w:hyperlink r:id="rId36">
-        <w:r>
-          <w:rPr>
-            <w:lang w:val="en_US" w:bidi="en_US"/>
-          </w:rPr>
-          <w:rPr>
-            <w:color w:val="0000EE"/>
-            <w:u w:val="single"/>
-          </w:rPr>
-          <w:t>2:1</w:t>
-        </w:r>
-      </w:hyperlink>
+      <w:r>
+        <w:rPr>
+          <w:lang w:val="en_US" w:bidi="en_US"/>
+        </w:rPr>
+        <w:t>2:1</w:t>
+      </w:r>
       <w:r>
         <w:rPr>
           <w:lang w:val="en_US" w:bidi="en_US"/>
         </w:rPr>
         <w:t xml:space="preserve">, </w:t>
       </w:r>
-      <w:hyperlink r:id="rId37">
-        <w:r>
-          <w:rPr>
-            <w:lang w:val="en_US" w:bidi="en_US"/>
-          </w:rPr>
-          <w:rPr>
-            <w:color w:val="0000EE"/>
-            <w:u w:val="single"/>
-          </w:rPr>
-          <w:t>10</w:t>
-        </w:r>
-      </w:hyperlink>
+      <w:r>
+        <w:rPr>
+          <w:lang w:val="en_US" w:bidi="en_US"/>
+        </w:rPr>
+        <w:t>10</w:t>
+      </w:r>
       <w:r>
         <w:rPr>
           <w:lang w:val="en_US" w:bidi="en_US"/>
         </w:rPr>
         <w:t xml:space="preserve">). His ministry in Judah after the exile overlapped with the ministry of Zechariah, who began preaching in Jerusalem in November of the same year (see </w:t>
       </w:r>
-      <w:hyperlink r:id="rId38">
-        <w:r>
-          <w:rPr>
-            <w:lang w:val="en_US" w:bidi="en_US"/>
-          </w:rPr>
-          <w:rPr>
-            <w:color w:val="0000EE"/>
-            <w:u w:val="single"/>
-          </w:rPr>
-          <w:t>Zechariah 1:1</w:t>
-        </w:r>
-      </w:hyperlink>
+      <w:r>
+        <w:rPr>
+          <w:lang w:val="en_US" w:bidi="en_US"/>
+        </w:rPr>
+        <w:t>Zechariah 1:1</w:t>
+      </w:r>
       <w:r>
         <w:rPr>
           <w:lang w:val="en_US" w:bidi="en_US"/>
@@ -928,54 +766,36 @@
         </w:rPr>
         <w:t xml:space="preserve">Haggai is shorter and simpler than books such as Isaiah or Jeremiah, but it still shows literary skill. Haggai often used rhetorical questions (questions asked to make a point rather than to receive an answer) to emphasize his message (see </w:t>
       </w:r>
-      <w:hyperlink r:id="rId39">
-        <w:r>
-          <w:rPr>
-            <w:lang w:val="en_US" w:bidi="en_US"/>
-          </w:rPr>
-          <w:rPr>
-            <w:color w:val="0000EE"/>
-            <w:u w:val="single"/>
-          </w:rPr>
-          <w:t>1:4</w:t>
-        </w:r>
-      </w:hyperlink>
+      <w:r>
+        <w:rPr>
+          <w:lang w:val="en_US" w:bidi="en_US"/>
+        </w:rPr>
+        <w:t>1:4</w:t>
+      </w:r>
       <w:r>
         <w:rPr>
           <w:lang w:val="en_US" w:bidi="en_US"/>
         </w:rPr>
         <w:t xml:space="preserve">; </w:t>
       </w:r>
-      <w:hyperlink r:id="rId40">
-        <w:r>
-          <w:rPr>
-            <w:lang w:val="en_US" w:bidi="en_US"/>
-          </w:rPr>
-          <w:rPr>
-            <w:color w:val="0000EE"/>
-            <w:u w:val="single"/>
-          </w:rPr>
-          <w:t>2:3</w:t>
-        </w:r>
-      </w:hyperlink>
+      <w:r>
+        <w:rPr>
+          <w:lang w:val="en_US" w:bidi="en_US"/>
+        </w:rPr>
+        <w:t>2:3</w:t>
+      </w:r>
       <w:r>
         <w:rPr>
           <w:lang w:val="en_US" w:bidi="en_US"/>
         </w:rPr>
         <w:t xml:space="preserve">, </w:t>
       </w:r>
-      <w:hyperlink r:id="rId41">
-        <w:r>
-          <w:rPr>
-            <w:lang w:val="en_US" w:bidi="en_US"/>
-          </w:rPr>
-          <w:rPr>
-            <w:color w:val="0000EE"/>
-            <w:u w:val="single"/>
-          </w:rPr>
-          <w:t>19</w:t>
-        </w:r>
-      </w:hyperlink>
+      <w:r>
+        <w:rPr>
+          <w:lang w:val="en_US" w:bidi="en_US"/>
+        </w:rPr>
+        <w:t>19</w:t>
+      </w:r>
       <w:r>
         <w:rPr>
           <w:lang w:val="en_US" w:bidi="en_US"/>
@@ -994,54 +814,36 @@
         </w:rPr>
         <w:t>” (</w:t>
       </w:r>
-      <w:hyperlink r:id="rId42">
-        <w:r>
-          <w:rPr>
-            <w:lang w:val="en_US" w:bidi="en_US"/>
-          </w:rPr>
-          <w:rPr>
-            <w:color w:val="0000EE"/>
-            <w:u w:val="single"/>
-          </w:rPr>
-          <w:t>1:5</w:t>
-        </w:r>
-      </w:hyperlink>
+      <w:r>
+        <w:rPr>
+          <w:lang w:val="en_US" w:bidi="en_US"/>
+        </w:rPr>
+        <w:t>1:5</w:t>
+      </w:r>
       <w:r>
         <w:rPr>
           <w:lang w:val="en_US" w:bidi="en_US"/>
         </w:rPr>
         <w:t xml:space="preserve">, </w:t>
       </w:r>
-      <w:hyperlink r:id="rId43">
-        <w:r>
-          <w:rPr>
-            <w:lang w:val="en_US" w:bidi="en_US"/>
-          </w:rPr>
-          <w:rPr>
-            <w:color w:val="0000EE"/>
-            <w:u w:val="single"/>
-          </w:rPr>
-          <w:t>7</w:t>
-        </w:r>
-      </w:hyperlink>
+      <w:r>
+        <w:rPr>
+          <w:lang w:val="en_US" w:bidi="en_US"/>
+        </w:rPr>
+        <w:t>7</w:t>
+      </w:r>
       <w:r>
         <w:rPr>
           <w:lang w:val="en_US" w:bidi="en_US"/>
         </w:rPr>
         <w:t xml:space="preserve">; </w:t>
       </w:r>
-      <w:hyperlink r:id="rId44">
-        <w:r>
-          <w:rPr>
-            <w:lang w:val="en_US" w:bidi="en_US"/>
-          </w:rPr>
-          <w:rPr>
-            <w:color w:val="0000EE"/>
-            <w:u w:val="single"/>
-          </w:rPr>
-          <w:t>2:15</w:t>
-        </w:r>
-      </w:hyperlink>
+      <w:r>
+        <w:rPr>
+          <w:lang w:val="en_US" w:bidi="en_US"/>
+        </w:rPr>
+        <w:t>2:15</w:t>
+      </w:r>
       <w:r>
         <w:rPr>
           <w:lang w:val="en_US" w:bidi="en_US"/>
@@ -1061,18 +863,12 @@
         </w:rPr>
         <w:t xml:space="preserve"> (“ruins,” </w:t>
       </w:r>
-      <w:hyperlink r:id="rId39">
-        <w:r>
-          <w:rPr>
-            <w:lang w:val="en_US" w:bidi="en_US"/>
-          </w:rPr>
-          <w:rPr>
-            <w:color w:val="0000EE"/>
-            <w:u w:val="single"/>
-          </w:rPr>
-          <w:t>1:4</w:t>
-        </w:r>
-      </w:hyperlink>
+      <w:r>
+        <w:rPr>
+          <w:lang w:val="en_US" w:bidi="en_US"/>
+        </w:rPr>
+        <w:t>1:4</w:t>
+      </w:r>
       <w:r>
         <w:rPr>
           <w:lang w:val="en_US" w:bidi="en_US"/>
@@ -1092,18 +888,12 @@
         </w:rPr>
         <w:t xml:space="preserve"> (“drought,” </w:t>
       </w:r>
-      <w:hyperlink r:id="rId17">
-        <w:r>
-          <w:rPr>
-            <w:lang w:val="en_US" w:bidi="en_US"/>
-          </w:rPr>
-          <w:rPr>
-            <w:color w:val="0000EE"/>
-            <w:u w:val="single"/>
-          </w:rPr>
-          <w:t>11</w:t>
-        </w:r>
-      </w:hyperlink>
+      <w:r>
+        <w:rPr>
+          <w:lang w:val="en_US" w:bidi="en_US"/>
+        </w:rPr>
+        <w:t>11</w:t>
+      </w:r>
       <w:r>
         <w:rPr>
           <w:lang w:val="en_US" w:bidi="en_US"/>
@@ -1154,72 +944,48 @@
         </w:rPr>
         <w:t xml:space="preserve">,” </w:t>
       </w:r>
-      <w:hyperlink r:id="rId32">
-        <w:r>
-          <w:rPr>
-            <w:lang w:val="en_US" w:bidi="en_US"/>
-          </w:rPr>
-          <w:rPr>
-            <w:color w:val="0000EE"/>
-            <w:u w:val="single"/>
-          </w:rPr>
-          <w:t>1:1</w:t>
-        </w:r>
-      </w:hyperlink>
+      <w:r>
+        <w:rPr>
+          <w:lang w:val="en_US" w:bidi="en_US"/>
+        </w:rPr>
+        <w:t>1:1</w:t>
+      </w:r>
       <w:r>
         <w:rPr>
           <w:lang w:val="en_US" w:bidi="en_US"/>
         </w:rPr>
         <w:t xml:space="preserve">; </w:t>
       </w:r>
-      <w:hyperlink r:id="rId36">
-        <w:r>
-          <w:rPr>
-            <w:lang w:val="en_US" w:bidi="en_US"/>
-          </w:rPr>
-          <w:rPr>
-            <w:color w:val="0000EE"/>
-            <w:u w:val="single"/>
-          </w:rPr>
-          <w:t>2:1</w:t>
-        </w:r>
-      </w:hyperlink>
+      <w:r>
+        <w:rPr>
+          <w:lang w:val="en_US" w:bidi="en_US"/>
+        </w:rPr>
+        <w:t>2:1</w:t>
+      </w:r>
       <w:r>
         <w:rPr>
           <w:lang w:val="en_US" w:bidi="en_US"/>
         </w:rPr>
         <w:t xml:space="preserve">, </w:t>
       </w:r>
-      <w:hyperlink r:id="rId37">
-        <w:r>
-          <w:rPr>
-            <w:lang w:val="en_US" w:bidi="en_US"/>
-          </w:rPr>
-          <w:rPr>
-            <w:color w:val="0000EE"/>
-            <w:u w:val="single"/>
-          </w:rPr>
-          <w:t>10</w:t>
-        </w:r>
-      </w:hyperlink>
+      <w:r>
+        <w:rPr>
+          <w:lang w:val="en_US" w:bidi="en_US"/>
+        </w:rPr>
+        <w:t>10</w:t>
+      </w:r>
       <w:r>
         <w:rPr>
           <w:lang w:val="en_US" w:bidi="en_US"/>
         </w:rPr>
         <w:t xml:space="preserve">, </w:t>
       </w:r>
-      <w:hyperlink r:id="rId45">
-        <w:r>
-          <w:rPr>
-            <w:lang w:val="en_US" w:bidi="en_US"/>
-          </w:rPr>
-          <w:rPr>
-            <w:color w:val="0000EE"/>
-            <w:u w:val="single"/>
-          </w:rPr>
-          <w:t>20</w:t>
-        </w:r>
-      </w:hyperlink>
+      <w:r>
+        <w:rPr>
+          <w:lang w:val="en_US" w:bidi="en_US"/>
+        </w:rPr>
+        <w:t>20</w:t>
+      </w:r>
       <w:r>
         <w:rPr>
           <w:lang w:val="en_US" w:bidi="en_US"/>
@@ -1256,72 +1022,48 @@
         </w:rPr>
         <w:t xml:space="preserve">,” </w:t>
       </w:r>
-      <w:hyperlink r:id="rId32">
-        <w:r>
-          <w:rPr>
-            <w:lang w:val="en_US" w:bidi="en_US"/>
-          </w:rPr>
-          <w:rPr>
-            <w:color w:val="0000EE"/>
-            <w:u w:val="single"/>
-          </w:rPr>
-          <w:t>1:1</w:t>
-        </w:r>
-      </w:hyperlink>
+      <w:r>
+        <w:rPr>
+          <w:lang w:val="en_US" w:bidi="en_US"/>
+        </w:rPr>
+        <w:t>1:1</w:t>
+      </w:r>
       <w:r>
         <w:rPr>
           <w:lang w:val="en_US" w:bidi="en_US"/>
         </w:rPr>
         <w:t xml:space="preserve">; </w:t>
       </w:r>
-      <w:hyperlink r:id="rId36">
-        <w:r>
-          <w:rPr>
-            <w:lang w:val="en_US" w:bidi="en_US"/>
-          </w:rPr>
-          <w:rPr>
-            <w:color w:val="0000EE"/>
-            <w:u w:val="single"/>
-          </w:rPr>
-          <w:t>2:1</w:t>
-        </w:r>
-      </w:hyperlink>
+      <w:r>
+        <w:rPr>
+          <w:lang w:val="en_US" w:bidi="en_US"/>
+        </w:rPr>
+        <w:t>2:1</w:t>
+      </w:r>
       <w:r>
         <w:rPr>
           <w:lang w:val="en_US" w:bidi="en_US"/>
         </w:rPr>
         <w:t xml:space="preserve">, </w:t>
       </w:r>
-      <w:hyperlink r:id="rId37">
-        <w:r>
-          <w:rPr>
-            <w:lang w:val="en_US" w:bidi="en_US"/>
-          </w:rPr>
-          <w:rPr>
-            <w:color w:val="0000EE"/>
-            <w:u w:val="single"/>
-          </w:rPr>
-          <w:t>10</w:t>
-        </w:r>
-      </w:hyperlink>
+      <w:r>
+        <w:rPr>
+          <w:lang w:val="en_US" w:bidi="en_US"/>
+        </w:rPr>
+        <w:t>10</w:t>
+      </w:r>
       <w:r>
         <w:rPr>
           <w:lang w:val="en_US" w:bidi="en_US"/>
         </w:rPr>
         <w:t xml:space="preserve">, </w:t>
       </w:r>
-      <w:hyperlink r:id="rId45">
-        <w:r>
-          <w:rPr>
-            <w:lang w:val="en_US" w:bidi="en_US"/>
-          </w:rPr>
-          <w:rPr>
-            <w:color w:val="0000EE"/>
-            <w:u w:val="single"/>
-          </w:rPr>
-          <w:t>20</w:t>
-        </w:r>
-      </w:hyperlink>
+      <w:r>
+        <w:rPr>
+          <w:lang w:val="en_US" w:bidi="en_US"/>
+        </w:rPr>
+        <w:t>20</w:t>
+      </w:r>
       <w:r>
         <w:rPr>
           <w:lang w:val="en_US" w:bidi="en_US"/>
@@ -1346,36 +1088,24 @@
         </w:rPr>
         <w:t xml:space="preserve">the “God-as-speaker” formula (“declares the LORD,” </w:t>
       </w:r>
-      <w:hyperlink r:id="rId46">
-        <w:r>
-          <w:rPr>
-            <w:lang w:val="en_US" w:bidi="en_US"/>
-          </w:rPr>
-          <w:rPr>
-            <w:color w:val="0000EE"/>
-            <w:u w:val="single"/>
-          </w:rPr>
-          <w:t>1:13</w:t>
-        </w:r>
-      </w:hyperlink>
+      <w:r>
+        <w:rPr>
+          <w:lang w:val="en_US" w:bidi="en_US"/>
+        </w:rPr>
+        <w:t>1:13</w:t>
+      </w:r>
       <w:r>
         <w:rPr>
           <w:lang w:val="en_US" w:bidi="en_US"/>
         </w:rPr>
         <w:t xml:space="preserve">; </w:t>
       </w:r>
-      <w:hyperlink r:id="rId47">
-        <w:r>
-          <w:rPr>
-            <w:lang w:val="en_US" w:bidi="en_US"/>
-          </w:rPr>
-          <w:rPr>
-            <w:color w:val="0000EE"/>
-            <w:u w:val="single"/>
-          </w:rPr>
-          <w:t>2:4</w:t>
-        </w:r>
-      </w:hyperlink>
+      <w:r>
+        <w:rPr>
+          <w:lang w:val="en_US" w:bidi="en_US"/>
+        </w:rPr>
+        <w:t>2:4</w:t>
+      </w:r>
       <w:r>
         <w:rPr>
           <w:lang w:val="en_US" w:bidi="en_US"/>
@@ -1400,18 +1130,12 @@
         </w:rPr>
         <w:t xml:space="preserve">the “covenant relationship” formula (“I am with you,” </w:t>
       </w:r>
-      <w:hyperlink r:id="rId48">
-        <w:r>
-          <w:rPr>
-            <w:lang w:val="en_US" w:bidi="en_US"/>
-          </w:rPr>
-          <w:rPr>
-            <w:color w:val="0000EE"/>
-            <w:u w:val="single"/>
-          </w:rPr>
-          <w:t>2:4–5</w:t>
-        </w:r>
-      </w:hyperlink>
+      <w:r>
+        <w:rPr>
+          <w:lang w:val="en_US" w:bidi="en_US"/>
+        </w:rPr>
+        <w:t>2:4–5</w:t>
+      </w:r>
       <w:r>
         <w:rPr>
           <w:lang w:val="en_US" w:bidi="en_US"/>
@@ -1471,90 +1195,60 @@
         </w:rPr>
         <w:t>Haggai called the people of Jerusalem to sincere worship, trust in God’s word, personal holiness, and obedience to the leaders God had appointed. He also emphasized the continuing presence of God’s Spirit (</w:t>
       </w:r>
-      <w:hyperlink r:id="rId49">
-        <w:r>
-          <w:rPr>
-            <w:lang w:val="en_US" w:bidi="en_US"/>
-          </w:rPr>
-          <w:rPr>
-            <w:color w:val="0000EE"/>
-            <w:u w:val="single"/>
-          </w:rPr>
-          <w:t>1:13–14</w:t>
-        </w:r>
-      </w:hyperlink>
+      <w:r>
+        <w:rPr>
+          <w:lang w:val="en_US" w:bidi="en_US"/>
+        </w:rPr>
+        <w:t>1:13–14</w:t>
+      </w:r>
       <w:r>
         <w:rPr>
           <w:lang w:val="en_US" w:bidi="en_US"/>
         </w:rPr>
         <w:t xml:space="preserve">; </w:t>
       </w:r>
-      <w:hyperlink r:id="rId48">
-        <w:r>
-          <w:rPr>
-            <w:lang w:val="en_US" w:bidi="en_US"/>
-          </w:rPr>
-          <w:rPr>
-            <w:color w:val="0000EE"/>
-            <w:u w:val="single"/>
-          </w:rPr>
-          <w:t>2:4–5</w:t>
-        </w:r>
-      </w:hyperlink>
+      <w:r>
+        <w:rPr>
+          <w:lang w:val="en_US" w:bidi="en_US"/>
+        </w:rPr>
+        <w:t>2:4–5</w:t>
+      </w:r>
       <w:r>
         <w:rPr>
           <w:lang w:val="en_US" w:bidi="en_US"/>
         </w:rPr>
         <w:t>). This theme is also found in the writings of Zechariah (</w:t>
       </w:r>
-      <w:hyperlink r:id="rId50">
-        <w:r>
-          <w:rPr>
-            <w:lang w:val="en_US" w:bidi="en_US"/>
-          </w:rPr>
-          <w:rPr>
-            <w:color w:val="0000EE"/>
-            <w:u w:val="single"/>
-          </w:rPr>
-          <w:t>Zechariah 1:16</w:t>
-        </w:r>
-      </w:hyperlink>
+      <w:r>
+        <w:rPr>
+          <w:lang w:val="en_US" w:bidi="en_US"/>
+        </w:rPr>
+        <w:t>Zechariah 1:16</w:t>
+      </w:r>
       <w:r>
         <w:rPr>
           <w:lang w:val="en_US" w:bidi="en_US"/>
         </w:rPr>
         <w:t xml:space="preserve">; </w:t>
       </w:r>
-      <w:hyperlink r:id="rId51">
-        <w:r>
-          <w:rPr>
-            <w:lang w:val="en_US" w:bidi="en_US"/>
-          </w:rPr>
-          <w:rPr>
-            <w:color w:val="0000EE"/>
-            <w:u w:val="single"/>
-          </w:rPr>
-          <w:t>8:23</w:t>
-        </w:r>
-      </w:hyperlink>
+      <w:r>
+        <w:rPr>
+          <w:lang w:val="en_US" w:bidi="en_US"/>
+        </w:rPr>
+        <w:t>8:23</w:t>
+      </w:r>
       <w:r>
         <w:rPr>
           <w:lang w:val="en_US" w:bidi="en_US"/>
         </w:rPr>
         <w:t xml:space="preserve">; see also </w:t>
       </w:r>
-      <w:hyperlink r:id="rId52">
-        <w:r>
-          <w:rPr>
-            <w:lang w:val="en_US" w:bidi="en_US"/>
-          </w:rPr>
-          <w:rPr>
-            <w:color w:val="0000EE"/>
-            <w:u w:val="single"/>
-          </w:rPr>
-          <w:t>Ezekiel 37:27–28</w:t>
-        </w:r>
-      </w:hyperlink>
+      <w:r>
+        <w:rPr>
+          <w:lang w:val="en_US" w:bidi="en_US"/>
+        </w:rPr>
+        <w:t>Ezekiel 37:27–28</w:t>
+      </w:r>
       <w:r>
         <w:rPr>
           <w:lang w:val="en_US" w:bidi="en_US"/>
